--- a/CSV108_docx/009_GxP_Impact_Assessment.docx
+++ b/CSV108_docx/009_GxP_Impact_Assessment.docx
@@ -2721,7 +2721,935 @@
         <w:pStyle w:val="Heading1"/>
       </w:pPr>
       <w:r>
-        <w:t>4. Required controls</w:t>
+        <w:t>4. Impact rationale by regulated concern</w:t>
+      </w:r>
+    </w:p>
+    <w:tbl>
+      <w:tblPr>
+        <w:tblStyle w:val="TableGrid"/>
+        <w:tblW w:type="dxa" w:w="9360"/>
+        <w:tblLayout w:type="fixed"/>
+        <w:tblLook w:firstColumn="1" w:firstRow="1" w:lastColumn="0" w:lastRow="0" w:noHBand="0" w:noVBand="1" w:val="04A0"/>
+        <w:tblInd w:w="120" w:type="dxa"/>
+      </w:tblPr>
+      <w:tblGrid>
+        <w:gridCol w:w="2816"/>
+        <w:gridCol w:w="1987"/>
+        <w:gridCol w:w="4557"/>
+      </w:tblGrid>
+      <w:tr>
+        <w:trPr>
+          <w:tblHeader w:val="true"/>
+        </w:trPr>
+        <w:tc>
+          <w:tcPr>
+            <w:tcW w:type="dxa" w:w="2816"/>
+            <w:shd w:fill="E8EEF5"/>
+            <w:vAlign w:val="center"/>
+            <w:tcMar>
+              <w:top w:w="80" w:type="dxa"/>
+              <w:bottom w:w="80" w:type="dxa"/>
+              <w:start w:w="120" w:type="dxa"/>
+              <w:end w:w="120" w:type="dxa"/>
+            </w:tcMar>
+          </w:tcPr>
+          <w:p>
+            <w:pPr>
+              <w:spacing w:after="0" w:line="276" w:lineRule="auto"/>
+              <w:jc w:val="left"/>
+            </w:pPr>
+            <w:r/>
+            <w:r>
+              <w:rPr>
+                <w:rFonts w:ascii="Calibri" w:hAnsi="Calibri"/>
+                <w:b/>
+                <w:color w:val="000000"/>
+                <w:sz w:val="19"/>
+              </w:rPr>
+              <w:t>Regulated concern</w:t>
+            </w:r>
+          </w:p>
+        </w:tc>
+        <w:tc>
+          <w:tcPr>
+            <w:tcW w:type="dxa" w:w="1987"/>
+            <w:shd w:fill="E8EEF5"/>
+            <w:vAlign w:val="center"/>
+            <w:tcMar>
+              <w:top w:w="80" w:type="dxa"/>
+              <w:bottom w:w="80" w:type="dxa"/>
+              <w:start w:w="120" w:type="dxa"/>
+              <w:end w:w="120" w:type="dxa"/>
+            </w:tcMar>
+          </w:tcPr>
+          <w:p>
+            <w:pPr>
+              <w:spacing w:after="0" w:line="276" w:lineRule="auto"/>
+              <w:jc w:val="left"/>
+            </w:pPr>
+            <w:r/>
+            <w:r>
+              <w:rPr>
+                <w:rFonts w:ascii="Calibri" w:hAnsi="Calibri"/>
+                <w:b/>
+                <w:color w:val="000000"/>
+                <w:sz w:val="19"/>
+              </w:rPr>
+              <w:t>Impact level</w:t>
+            </w:r>
+          </w:p>
+        </w:tc>
+        <w:tc>
+          <w:tcPr>
+            <w:tcW w:type="dxa" w:w="4557"/>
+            <w:shd w:fill="E8EEF5"/>
+            <w:vAlign w:val="center"/>
+            <w:tcMar>
+              <w:top w:w="80" w:type="dxa"/>
+              <w:bottom w:w="80" w:type="dxa"/>
+              <w:start w:w="120" w:type="dxa"/>
+              <w:end w:w="120" w:type="dxa"/>
+            </w:tcMar>
+          </w:tcPr>
+          <w:p>
+            <w:pPr>
+              <w:spacing w:after="0" w:line="276" w:lineRule="auto"/>
+              <w:jc w:val="left"/>
+            </w:pPr>
+            <w:r/>
+            <w:r>
+              <w:rPr>
+                <w:rFonts w:ascii="Calibri" w:hAnsi="Calibri"/>
+                <w:b/>
+                <w:color w:val="000000"/>
+                <w:sz w:val="19"/>
+              </w:rPr>
+              <w:t>Evidence basis</w:t>
+            </w:r>
+          </w:p>
+        </w:tc>
+      </w:tr>
+      <w:tr>
+        <w:tc>
+          <w:tcPr>
+            <w:tcW w:type="dxa" w:w="2816"/>
+            <w:vAlign w:val="center"/>
+            <w:tcMar>
+              <w:top w:w="80" w:type="dxa"/>
+              <w:bottom w:w="80" w:type="dxa"/>
+              <w:start w:w="120" w:type="dxa"/>
+              <w:end w:w="120" w:type="dxa"/>
+            </w:tcMar>
+          </w:tcPr>
+          <w:p>
+            <w:pPr>
+              <w:spacing w:after="0" w:line="276" w:lineRule="auto"/>
+              <w:jc w:val="left"/>
+            </w:pPr>
+            <w:r/>
+            <w:r>
+              <w:rPr>
+                <w:rFonts w:ascii="Calibri" w:hAnsi="Calibri"/>
+                <w:b w:val="0"/>
+                <w:color w:val="000000"/>
+                <w:sz w:val="19"/>
+              </w:rPr>
+              <w:t>Patient safety</w:t>
+            </w:r>
+          </w:p>
+        </w:tc>
+        <w:tc>
+          <w:tcPr>
+            <w:tcW w:type="dxa" w:w="1987"/>
+            <w:vAlign w:val="center"/>
+            <w:tcMar>
+              <w:top w:w="80" w:type="dxa"/>
+              <w:bottom w:w="80" w:type="dxa"/>
+              <w:start w:w="120" w:type="dxa"/>
+              <w:end w:w="120" w:type="dxa"/>
+            </w:tcMar>
+          </w:tcPr>
+          <w:p>
+            <w:pPr>
+              <w:spacing w:after="0" w:line="276" w:lineRule="auto"/>
+              <w:jc w:val="left"/>
+            </w:pPr>
+            <w:r/>
+            <w:r>
+              <w:rPr>
+                <w:rFonts w:ascii="Calibri" w:hAnsi="Calibri"/>
+                <w:b w:val="0"/>
+                <w:color w:val="000000"/>
+                <w:sz w:val="19"/>
+              </w:rPr>
+              <w:t>Indirect high</w:t>
+            </w:r>
+          </w:p>
+        </w:tc>
+        <w:tc>
+          <w:tcPr>
+            <w:tcW w:type="dxa" w:w="4557"/>
+            <w:vAlign w:val="center"/>
+            <w:tcMar>
+              <w:top w:w="80" w:type="dxa"/>
+              <w:bottom w:w="80" w:type="dxa"/>
+              <w:start w:w="120" w:type="dxa"/>
+              <w:end w:w="120" w:type="dxa"/>
+            </w:tcMar>
+          </w:tcPr>
+          <w:p>
+            <w:pPr>
+              <w:spacing w:after="0" w:line="276" w:lineRule="auto"/>
+              <w:jc w:val="left"/>
+            </w:pPr>
+            <w:r/>
+            <w:r>
+              <w:rPr>
+                <w:rFonts w:ascii="Calibri" w:hAnsi="Calibri"/>
+                <w:b w:val="0"/>
+                <w:color w:val="000000"/>
+                <w:sz w:val="19"/>
+              </w:rPr>
+              <w:t>Incorrect QC status could support release of nonconforming material or delay investigation</w:t>
+            </w:r>
+          </w:p>
+        </w:tc>
+      </w:tr>
+      <w:tr>
+        <w:tc>
+          <w:tcPr>
+            <w:tcW w:type="dxa" w:w="2816"/>
+            <w:vAlign w:val="center"/>
+            <w:tcMar>
+              <w:top w:w="80" w:type="dxa"/>
+              <w:bottom w:w="80" w:type="dxa"/>
+              <w:start w:w="120" w:type="dxa"/>
+              <w:end w:w="120" w:type="dxa"/>
+            </w:tcMar>
+          </w:tcPr>
+          <w:p>
+            <w:pPr>
+              <w:spacing w:after="0" w:line="276" w:lineRule="auto"/>
+              <w:jc w:val="left"/>
+            </w:pPr>
+            <w:r/>
+            <w:r>
+              <w:rPr>
+                <w:rFonts w:ascii="Calibri" w:hAnsi="Calibri"/>
+                <w:b w:val="0"/>
+                <w:color w:val="000000"/>
+                <w:sz w:val="19"/>
+              </w:rPr>
+              <w:t>Product quality</w:t>
+            </w:r>
+          </w:p>
+        </w:tc>
+        <w:tc>
+          <w:tcPr>
+            <w:tcW w:type="dxa" w:w="1987"/>
+            <w:vAlign w:val="center"/>
+            <w:tcMar>
+              <w:top w:w="80" w:type="dxa"/>
+              <w:bottom w:w="80" w:type="dxa"/>
+              <w:start w:w="120" w:type="dxa"/>
+              <w:end w:w="120" w:type="dxa"/>
+            </w:tcMar>
+          </w:tcPr>
+          <w:p>
+            <w:pPr>
+              <w:spacing w:after="0" w:line="276" w:lineRule="auto"/>
+              <w:jc w:val="left"/>
+            </w:pPr>
+            <w:r/>
+            <w:r>
+              <w:rPr>
+                <w:rFonts w:ascii="Calibri" w:hAnsi="Calibri"/>
+                <w:b w:val="0"/>
+                <w:color w:val="000000"/>
+                <w:sz w:val="19"/>
+              </w:rPr>
+              <w:t>Direct high</w:t>
+            </w:r>
+          </w:p>
+        </w:tc>
+        <w:tc>
+          <w:tcPr>
+            <w:tcW w:type="dxa" w:w="4557"/>
+            <w:vAlign w:val="center"/>
+            <w:tcMar>
+              <w:top w:w="80" w:type="dxa"/>
+              <w:bottom w:w="80" w:type="dxa"/>
+              <w:start w:w="120" w:type="dxa"/>
+              <w:end w:w="120" w:type="dxa"/>
+            </w:tcMar>
+          </w:tcPr>
+          <w:p>
+            <w:pPr>
+              <w:spacing w:after="0" w:line="276" w:lineRule="auto"/>
+              <w:jc w:val="left"/>
+            </w:pPr>
+            <w:r/>
+            <w:r>
+              <w:rPr>
+                <w:rFonts w:ascii="Calibri" w:hAnsi="Calibri"/>
+                <w:b w:val="0"/>
+                <w:color w:val="000000"/>
+                <w:sz w:val="19"/>
+              </w:rPr>
+              <w:t>The system controls sample testing, calculations, specification checks and result approval</w:t>
+            </w:r>
+          </w:p>
+        </w:tc>
+      </w:tr>
+      <w:tr>
+        <w:tc>
+          <w:tcPr>
+            <w:tcW w:type="dxa" w:w="2816"/>
+            <w:vAlign w:val="center"/>
+            <w:tcMar>
+              <w:top w:w="80" w:type="dxa"/>
+              <w:bottom w:w="80" w:type="dxa"/>
+              <w:start w:w="120" w:type="dxa"/>
+              <w:end w:w="120" w:type="dxa"/>
+            </w:tcMar>
+          </w:tcPr>
+          <w:p>
+            <w:pPr>
+              <w:spacing w:after="0" w:line="276" w:lineRule="auto"/>
+              <w:jc w:val="left"/>
+            </w:pPr>
+            <w:r/>
+            <w:r>
+              <w:rPr>
+                <w:rFonts w:ascii="Calibri" w:hAnsi="Calibri"/>
+                <w:b w:val="0"/>
+                <w:color w:val="000000"/>
+                <w:sz w:val="19"/>
+              </w:rPr>
+              <w:t>Data integrity</w:t>
+            </w:r>
+          </w:p>
+        </w:tc>
+        <w:tc>
+          <w:tcPr>
+            <w:tcW w:type="dxa" w:w="1987"/>
+            <w:vAlign w:val="center"/>
+            <w:tcMar>
+              <w:top w:w="80" w:type="dxa"/>
+              <w:bottom w:w="80" w:type="dxa"/>
+              <w:start w:w="120" w:type="dxa"/>
+              <w:end w:w="120" w:type="dxa"/>
+            </w:tcMar>
+          </w:tcPr>
+          <w:p>
+            <w:pPr>
+              <w:spacing w:after="0" w:line="276" w:lineRule="auto"/>
+              <w:jc w:val="left"/>
+            </w:pPr>
+            <w:r/>
+            <w:r>
+              <w:rPr>
+                <w:rFonts w:ascii="Calibri" w:hAnsi="Calibri"/>
+                <w:b w:val="0"/>
+                <w:color w:val="000000"/>
+                <w:sz w:val="19"/>
+              </w:rPr>
+              <w:t>Direct high</w:t>
+            </w:r>
+          </w:p>
+        </w:tc>
+        <w:tc>
+          <w:tcPr>
+            <w:tcW w:type="dxa" w:w="4557"/>
+            <w:vAlign w:val="center"/>
+            <w:tcMar>
+              <w:top w:w="80" w:type="dxa"/>
+              <w:bottom w:w="80" w:type="dxa"/>
+              <w:start w:w="120" w:type="dxa"/>
+              <w:end w:w="120" w:type="dxa"/>
+            </w:tcMar>
+          </w:tcPr>
+          <w:p>
+            <w:pPr>
+              <w:spacing w:after="0" w:line="276" w:lineRule="auto"/>
+              <w:jc w:val="left"/>
+            </w:pPr>
+            <w:r/>
+            <w:r>
+              <w:rPr>
+                <w:rFonts w:ascii="Calibri" w:hAnsi="Calibri"/>
+                <w:b w:val="0"/>
+                <w:color w:val="000000"/>
+                <w:sz w:val="19"/>
+              </w:rPr>
+              <w:t>Electronic records, audit trails, e-signatures, interfaces and migrations are in scope</w:t>
+            </w:r>
+          </w:p>
+        </w:tc>
+      </w:tr>
+      <w:tr>
+        <w:tc>
+          <w:tcPr>
+            <w:tcW w:type="dxa" w:w="2816"/>
+            <w:vAlign w:val="center"/>
+            <w:tcMar>
+              <w:top w:w="80" w:type="dxa"/>
+              <w:bottom w:w="80" w:type="dxa"/>
+              <w:start w:w="120" w:type="dxa"/>
+              <w:end w:w="120" w:type="dxa"/>
+            </w:tcMar>
+          </w:tcPr>
+          <w:p>
+            <w:pPr>
+              <w:spacing w:after="0" w:line="276" w:lineRule="auto"/>
+              <w:jc w:val="left"/>
+            </w:pPr>
+            <w:r/>
+            <w:r>
+              <w:rPr>
+                <w:rFonts w:ascii="Calibri" w:hAnsi="Calibri"/>
+                <w:b w:val="0"/>
+                <w:color w:val="000000"/>
+                <w:sz w:val="19"/>
+              </w:rPr>
+              <w:t>Record availability</w:t>
+            </w:r>
+          </w:p>
+        </w:tc>
+        <w:tc>
+          <w:tcPr>
+            <w:tcW w:type="dxa" w:w="1987"/>
+            <w:vAlign w:val="center"/>
+            <w:tcMar>
+              <w:top w:w="80" w:type="dxa"/>
+              <w:bottom w:w="80" w:type="dxa"/>
+              <w:start w:w="120" w:type="dxa"/>
+              <w:end w:w="120" w:type="dxa"/>
+            </w:tcMar>
+          </w:tcPr>
+          <w:p>
+            <w:pPr>
+              <w:spacing w:after="0" w:line="276" w:lineRule="auto"/>
+              <w:jc w:val="left"/>
+            </w:pPr>
+            <w:r/>
+            <w:r>
+              <w:rPr>
+                <w:rFonts w:ascii="Calibri" w:hAnsi="Calibri"/>
+                <w:b w:val="0"/>
+                <w:color w:val="000000"/>
+                <w:sz w:val="19"/>
+              </w:rPr>
+              <w:t>High</w:t>
+            </w:r>
+          </w:p>
+        </w:tc>
+        <w:tc>
+          <w:tcPr>
+            <w:tcW w:type="dxa" w:w="4557"/>
+            <w:vAlign w:val="center"/>
+            <w:tcMar>
+              <w:top w:w="80" w:type="dxa"/>
+              <w:bottom w:w="80" w:type="dxa"/>
+              <w:start w:w="120" w:type="dxa"/>
+              <w:end w:w="120" w:type="dxa"/>
+            </w:tcMar>
+          </w:tcPr>
+          <w:p>
+            <w:pPr>
+              <w:spacing w:after="0" w:line="276" w:lineRule="auto"/>
+              <w:jc w:val="left"/>
+            </w:pPr>
+            <w:r/>
+            <w:r>
+              <w:rPr>
+                <w:rFonts w:ascii="Calibri" w:hAnsi="Calibri"/>
+                <w:b w:val="0"/>
+                <w:color w:val="000000"/>
+                <w:sz w:val="19"/>
+              </w:rPr>
+              <w:t>Records are required for batch support, stability review, investigations and inspections</w:t>
+            </w:r>
+          </w:p>
+        </w:tc>
+      </w:tr>
+      <w:tr>
+        <w:tc>
+          <w:tcPr>
+            <w:tcW w:type="dxa" w:w="2816"/>
+            <w:vAlign w:val="center"/>
+            <w:tcMar>
+              <w:top w:w="80" w:type="dxa"/>
+              <w:bottom w:w="80" w:type="dxa"/>
+              <w:start w:w="120" w:type="dxa"/>
+              <w:end w:w="120" w:type="dxa"/>
+            </w:tcMar>
+          </w:tcPr>
+          <w:p>
+            <w:pPr>
+              <w:spacing w:after="0" w:line="276" w:lineRule="auto"/>
+              <w:jc w:val="left"/>
+            </w:pPr>
+            <w:r/>
+            <w:r>
+              <w:rPr>
+                <w:rFonts w:ascii="Calibri" w:hAnsi="Calibri"/>
+                <w:b w:val="0"/>
+                <w:color w:val="000000"/>
+                <w:sz w:val="19"/>
+              </w:rPr>
+              <w:t>Business continuity</w:t>
+            </w:r>
+          </w:p>
+        </w:tc>
+        <w:tc>
+          <w:tcPr>
+            <w:tcW w:type="dxa" w:w="1987"/>
+            <w:vAlign w:val="center"/>
+            <w:tcMar>
+              <w:top w:w="80" w:type="dxa"/>
+              <w:bottom w:w="80" w:type="dxa"/>
+              <w:start w:w="120" w:type="dxa"/>
+              <w:end w:w="120" w:type="dxa"/>
+            </w:tcMar>
+          </w:tcPr>
+          <w:p>
+            <w:pPr>
+              <w:spacing w:after="0" w:line="276" w:lineRule="auto"/>
+              <w:jc w:val="left"/>
+            </w:pPr>
+            <w:r/>
+            <w:r>
+              <w:rPr>
+                <w:rFonts w:ascii="Calibri" w:hAnsi="Calibri"/>
+                <w:b w:val="0"/>
+                <w:color w:val="000000"/>
+                <w:sz w:val="19"/>
+              </w:rPr>
+              <w:t>High support</w:t>
+            </w:r>
+          </w:p>
+        </w:tc>
+        <w:tc>
+          <w:tcPr>
+            <w:tcW w:type="dxa" w:w="4557"/>
+            <w:vAlign w:val="center"/>
+            <w:tcMar>
+              <w:top w:w="80" w:type="dxa"/>
+              <w:bottom w:w="80" w:type="dxa"/>
+              <w:start w:w="120" w:type="dxa"/>
+              <w:end w:w="120" w:type="dxa"/>
+            </w:tcMar>
+          </w:tcPr>
+          <w:p>
+            <w:pPr>
+              <w:spacing w:after="0" w:line="276" w:lineRule="auto"/>
+              <w:jc w:val="left"/>
+            </w:pPr>
+            <w:r/>
+            <w:r>
+              <w:rPr>
+                <w:rFonts w:ascii="Calibri" w:hAnsi="Calibri"/>
+                <w:b w:val="0"/>
+                <w:color w:val="000000"/>
+                <w:sz w:val="19"/>
+              </w:rPr>
+              <w:t>Extended outage delays QC disposition and may require approved contingency processing</w:t>
+            </w:r>
+          </w:p>
+        </w:tc>
+      </w:tr>
+    </w:tbl>
+    <w:p>
+      <w:pPr>
+        <w:spacing w:after="80"/>
+      </w:pPr>
+    </w:p>
+    <w:p>
+      <w:pPr>
+        <w:pStyle w:val="Heading1"/>
+      </w:pPr>
+      <w:r>
+        <w:t>5. Screening decision rules</w:t>
+      </w:r>
+    </w:p>
+    <w:tbl>
+      <w:tblPr>
+        <w:tblStyle w:val="TableGrid"/>
+        <w:tblW w:type="dxa" w:w="9360"/>
+        <w:tblLayout w:type="fixed"/>
+        <w:tblLook w:firstColumn="1" w:firstRow="1" w:lastColumn="0" w:lastRow="0" w:noHBand="0" w:noVBand="1" w:val="04A0"/>
+        <w:tblInd w:w="120" w:type="dxa"/>
+      </w:tblPr>
+      <w:tblGrid>
+        <w:gridCol w:w="4361"/>
+        <w:gridCol w:w="4999"/>
+      </w:tblGrid>
+      <w:tr>
+        <w:trPr>
+          <w:tblHeader w:val="true"/>
+        </w:trPr>
+        <w:tc>
+          <w:tcPr>
+            <w:tcW w:type="dxa" w:w="4361"/>
+            <w:shd w:fill="E8EEF5"/>
+            <w:vAlign w:val="center"/>
+            <w:tcMar>
+              <w:top w:w="80" w:type="dxa"/>
+              <w:bottom w:w="80" w:type="dxa"/>
+              <w:start w:w="120" w:type="dxa"/>
+              <w:end w:w="120" w:type="dxa"/>
+            </w:tcMar>
+          </w:tcPr>
+          <w:p>
+            <w:pPr>
+              <w:spacing w:after="0" w:line="276" w:lineRule="auto"/>
+              <w:jc w:val="left"/>
+            </w:pPr>
+            <w:r/>
+            <w:r>
+              <w:rPr>
+                <w:rFonts w:ascii="Calibri" w:hAnsi="Calibri"/>
+                <w:b/>
+                <w:color w:val="000000"/>
+                <w:sz w:val="19"/>
+              </w:rPr>
+              <w:t>Screening outcome</w:t>
+            </w:r>
+          </w:p>
+        </w:tc>
+        <w:tc>
+          <w:tcPr>
+            <w:tcW w:type="dxa" w:w="4999"/>
+            <w:shd w:fill="E8EEF5"/>
+            <w:vAlign w:val="center"/>
+            <w:tcMar>
+              <w:top w:w="80" w:type="dxa"/>
+              <w:bottom w:w="80" w:type="dxa"/>
+              <w:start w:w="120" w:type="dxa"/>
+              <w:end w:w="120" w:type="dxa"/>
+            </w:tcMar>
+          </w:tcPr>
+          <w:p>
+            <w:pPr>
+              <w:spacing w:after="0" w:line="276" w:lineRule="auto"/>
+              <w:jc w:val="left"/>
+            </w:pPr>
+            <w:r/>
+            <w:r>
+              <w:rPr>
+                <w:rFonts w:ascii="Calibri" w:hAnsi="Calibri"/>
+                <w:b/>
+                <w:color w:val="000000"/>
+                <w:sz w:val="19"/>
+              </w:rPr>
+              <w:t>Validation expectation</w:t>
+            </w:r>
+          </w:p>
+        </w:tc>
+      </w:tr>
+      <w:tr>
+        <w:tc>
+          <w:tcPr>
+            <w:tcW w:type="dxa" w:w="4361"/>
+            <w:vAlign w:val="center"/>
+            <w:tcMar>
+              <w:top w:w="80" w:type="dxa"/>
+              <w:bottom w:w="80" w:type="dxa"/>
+              <w:start w:w="120" w:type="dxa"/>
+              <w:end w:w="120" w:type="dxa"/>
+            </w:tcMar>
+          </w:tcPr>
+          <w:p>
+            <w:pPr>
+              <w:spacing w:after="0" w:line="276" w:lineRule="auto"/>
+              <w:jc w:val="left"/>
+            </w:pPr>
+            <w:r/>
+            <w:r>
+              <w:rPr>
+                <w:rFonts w:ascii="Calibri" w:hAnsi="Calibri"/>
+                <w:b w:val="0"/>
+                <w:color w:val="000000"/>
+                <w:sz w:val="19"/>
+              </w:rPr>
+              <w:t>Any direct GMP record creation/modification</w:t>
+            </w:r>
+          </w:p>
+        </w:tc>
+        <w:tc>
+          <w:tcPr>
+            <w:tcW w:type="dxa" w:w="4999"/>
+            <w:vAlign w:val="center"/>
+            <w:tcMar>
+              <w:top w:w="80" w:type="dxa"/>
+              <w:bottom w:w="80" w:type="dxa"/>
+              <w:start w:w="120" w:type="dxa"/>
+              <w:end w:w="120" w:type="dxa"/>
+            </w:tcMar>
+          </w:tcPr>
+          <w:p>
+            <w:pPr>
+              <w:spacing w:after="0" w:line="276" w:lineRule="auto"/>
+              <w:jc w:val="left"/>
+            </w:pPr>
+            <w:r/>
+            <w:r>
+              <w:rPr>
+                <w:rFonts w:ascii="Calibri" w:hAnsi="Calibri"/>
+                <w:b w:val="0"/>
+                <w:color w:val="000000"/>
+                <w:sz w:val="19"/>
+              </w:rPr>
+              <w:t>System-specific validation and traceability are required</w:t>
+            </w:r>
+          </w:p>
+        </w:tc>
+      </w:tr>
+      <w:tr>
+        <w:tc>
+          <w:tcPr>
+            <w:tcW w:type="dxa" w:w="4361"/>
+            <w:vAlign w:val="center"/>
+            <w:tcMar>
+              <w:top w:w="80" w:type="dxa"/>
+              <w:bottom w:w="80" w:type="dxa"/>
+              <w:start w:w="120" w:type="dxa"/>
+              <w:end w:w="120" w:type="dxa"/>
+            </w:tcMar>
+          </w:tcPr>
+          <w:p>
+            <w:pPr>
+              <w:spacing w:after="0" w:line="276" w:lineRule="auto"/>
+              <w:jc w:val="left"/>
+            </w:pPr>
+            <w:r/>
+            <w:r>
+              <w:rPr>
+                <w:rFonts w:ascii="Calibri" w:hAnsi="Calibri"/>
+                <w:b w:val="0"/>
+                <w:color w:val="000000"/>
+                <w:sz w:val="19"/>
+              </w:rPr>
+              <w:t>Any automated calculation or acceptance decision</w:t>
+            </w:r>
+          </w:p>
+        </w:tc>
+        <w:tc>
+          <w:tcPr>
+            <w:tcW w:type="dxa" w:w="4999"/>
+            <w:vAlign w:val="center"/>
+            <w:tcMar>
+              <w:top w:w="80" w:type="dxa"/>
+              <w:bottom w:w="80" w:type="dxa"/>
+              <w:start w:w="120" w:type="dxa"/>
+              <w:end w:w="120" w:type="dxa"/>
+            </w:tcMar>
+          </w:tcPr>
+          <w:p>
+            <w:pPr>
+              <w:spacing w:after="0" w:line="276" w:lineRule="auto"/>
+              <w:jc w:val="left"/>
+            </w:pPr>
+            <w:r/>
+            <w:r>
+              <w:rPr>
+                <w:rFonts w:ascii="Calibri" w:hAnsi="Calibri"/>
+                <w:b w:val="0"/>
+                <w:color w:val="000000"/>
+                <w:sz w:val="19"/>
+              </w:rPr>
+              <w:t>Specification, independent verification and challenge testing are required</w:t>
+            </w:r>
+          </w:p>
+        </w:tc>
+      </w:tr>
+      <w:tr>
+        <w:tc>
+          <w:tcPr>
+            <w:tcW w:type="dxa" w:w="4361"/>
+            <w:vAlign w:val="center"/>
+            <w:tcMar>
+              <w:top w:w="80" w:type="dxa"/>
+              <w:bottom w:w="80" w:type="dxa"/>
+              <w:start w:w="120" w:type="dxa"/>
+              <w:end w:w="120" w:type="dxa"/>
+            </w:tcMar>
+          </w:tcPr>
+          <w:p>
+            <w:pPr>
+              <w:spacing w:after="0" w:line="276" w:lineRule="auto"/>
+              <w:jc w:val="left"/>
+            </w:pPr>
+            <w:r/>
+            <w:r>
+              <w:rPr>
+                <w:rFonts w:ascii="Calibri" w:hAnsi="Calibri"/>
+                <w:b w:val="0"/>
+                <w:color w:val="000000"/>
+                <w:sz w:val="19"/>
+              </w:rPr>
+              <w:t>Any regulated electronic signature</w:t>
+            </w:r>
+          </w:p>
+        </w:tc>
+        <w:tc>
+          <w:tcPr>
+            <w:tcW w:type="dxa" w:w="4999"/>
+            <w:vAlign w:val="center"/>
+            <w:tcMar>
+              <w:top w:w="80" w:type="dxa"/>
+              <w:bottom w:w="80" w:type="dxa"/>
+              <w:start w:w="120" w:type="dxa"/>
+              <w:end w:w="120" w:type="dxa"/>
+            </w:tcMar>
+          </w:tcPr>
+          <w:p>
+            <w:pPr>
+              <w:spacing w:after="0" w:line="276" w:lineRule="auto"/>
+              <w:jc w:val="left"/>
+            </w:pPr>
+            <w:r/>
+            <w:r>
+              <w:rPr>
+                <w:rFonts w:ascii="Calibri" w:hAnsi="Calibri"/>
+                <w:b w:val="0"/>
+                <w:color w:val="000000"/>
+                <w:sz w:val="19"/>
+              </w:rPr>
+              <w:t>Part 11/Annex 11 assessment and e-signature testing are required</w:t>
+            </w:r>
+          </w:p>
+        </w:tc>
+      </w:tr>
+      <w:tr>
+        <w:tc>
+          <w:tcPr>
+            <w:tcW w:type="dxa" w:w="4361"/>
+            <w:vAlign w:val="center"/>
+            <w:tcMar>
+              <w:top w:w="80" w:type="dxa"/>
+              <w:bottom w:w="80" w:type="dxa"/>
+              <w:start w:w="120" w:type="dxa"/>
+              <w:end w:w="120" w:type="dxa"/>
+            </w:tcMar>
+          </w:tcPr>
+          <w:p>
+            <w:pPr>
+              <w:spacing w:after="0" w:line="276" w:lineRule="auto"/>
+              <w:jc w:val="left"/>
+            </w:pPr>
+            <w:r/>
+            <w:r>
+              <w:rPr>
+                <w:rFonts w:ascii="Calibri" w:hAnsi="Calibri"/>
+                <w:b w:val="0"/>
+                <w:color w:val="000000"/>
+                <w:sz w:val="19"/>
+              </w:rPr>
+              <w:t>Any GxP interface or migration</w:t>
+            </w:r>
+          </w:p>
+        </w:tc>
+        <w:tc>
+          <w:tcPr>
+            <w:tcW w:type="dxa" w:w="4999"/>
+            <w:vAlign w:val="center"/>
+            <w:tcMar>
+              <w:top w:w="80" w:type="dxa"/>
+              <w:bottom w:w="80" w:type="dxa"/>
+              <w:start w:w="120" w:type="dxa"/>
+              <w:end w:w="120" w:type="dxa"/>
+            </w:tcMar>
+          </w:tcPr>
+          <w:p>
+            <w:pPr>
+              <w:spacing w:after="0" w:line="276" w:lineRule="auto"/>
+              <w:jc w:val="left"/>
+            </w:pPr>
+            <w:r/>
+            <w:r>
+              <w:rPr>
+                <w:rFonts w:ascii="Calibri" w:hAnsi="Calibri"/>
+                <w:b w:val="0"/>
+                <w:color w:val="000000"/>
+                <w:sz w:val="19"/>
+              </w:rPr>
+              <w:t>Mapping, reconciliation, exception handling and interface/migration tests are required</w:t>
+            </w:r>
+          </w:p>
+        </w:tc>
+      </w:tr>
+      <w:tr>
+        <w:tc>
+          <w:tcPr>
+            <w:tcW w:type="dxa" w:w="4361"/>
+            <w:vAlign w:val="center"/>
+            <w:tcMar>
+              <w:top w:w="80" w:type="dxa"/>
+              <w:bottom w:w="80" w:type="dxa"/>
+              <w:start w:w="120" w:type="dxa"/>
+              <w:end w:w="120" w:type="dxa"/>
+            </w:tcMar>
+          </w:tcPr>
+          <w:p>
+            <w:pPr>
+              <w:spacing w:after="0" w:line="276" w:lineRule="auto"/>
+              <w:jc w:val="left"/>
+            </w:pPr>
+            <w:r/>
+            <w:r>
+              <w:rPr>
+                <w:rFonts w:ascii="Calibri" w:hAnsi="Calibri"/>
+                <w:b w:val="0"/>
+                <w:color w:val="000000"/>
+                <w:sz w:val="19"/>
+              </w:rPr>
+              <w:t>Only administrative/non-regulated use</w:t>
+            </w:r>
+          </w:p>
+        </w:tc>
+        <w:tc>
+          <w:tcPr>
+            <w:tcW w:type="dxa" w:w="4999"/>
+            <w:vAlign w:val="center"/>
+            <w:tcMar>
+              <w:top w:w="80" w:type="dxa"/>
+              <w:bottom w:w="80" w:type="dxa"/>
+              <w:start w:w="120" w:type="dxa"/>
+              <w:end w:w="120" w:type="dxa"/>
+            </w:tcMar>
+          </w:tcPr>
+          <w:p>
+            <w:pPr>
+              <w:spacing w:after="0" w:line="276" w:lineRule="auto"/>
+              <w:jc w:val="left"/>
+            </w:pPr>
+            <w:r/>
+            <w:r>
+              <w:rPr>
+                <w:rFonts w:ascii="Calibri" w:hAnsi="Calibri"/>
+                <w:b w:val="0"/>
+                <w:color w:val="000000"/>
+                <w:sz w:val="19"/>
+              </w:rPr>
+              <w:t>Documented exclusion and basic IT controls may be sufficient</w:t>
+            </w:r>
+          </w:p>
+        </w:tc>
+      </w:tr>
+    </w:tbl>
+    <w:p>
+      <w:pPr>
+        <w:spacing w:after="80"/>
+      </w:pPr>
+    </w:p>
+    <w:p>
+      <w:pPr>
+        <w:pStyle w:val="Heading1"/>
+      </w:pPr>
+      <w:r>
+        <w:t>6. Required controls</w:t>
       </w:r>
     </w:p>
     <w:p>
@@ -2744,7 +3672,7 @@
         <w:pStyle w:val="Heading1"/>
       </w:pPr>
       <w:r>
-        <w:t>5. Related documents</w:t>
+        <w:t>7. Related documents</w:t>
       </w:r>
     </w:p>
     <w:tbl>
